--- a/IQOQDQ/OQ_HMI/Machine type/VI 10/View_SettingsView_V0104_30_MonMainFlapTop.docx
+++ b/IQOQDQ/OQ_HMI/Machine type/VI 10/View_SettingsView_V0104_30_MonMainFlapTop.docx
@@ -444,15 +444,139 @@
           </w:p>
         </w:tc>
       </w:tr>
+      <w:tr>
+        <w:trPr>
+          <w:cantSplit/>
+          <w:trHeight w:val="426"/>
+        </w:trPr>
+        <w:tc>
+          <w:tcPr>
+            <w:tcW w:w="2886" w:type="dxa"/>
+            <w:tcBorders>
+              <w:top w:val="single" w:sz="4" w:space="0" w:color="auto"/>
+              <w:left w:val="single" w:sz="4" w:space="0" w:color="auto"/>
+              <w:bottom w:val="single" w:sz="4" w:space="0" w:color="auto"/>
+              <w:right w:val="single" w:sz="4" w:space="0" w:color="auto"/>
+            </w:tcBorders>
+            <w:noWrap/>
+            <w:vAlign w:val="center"/>
+          </w:tcPr>
+          <w:p>
+            <w:pPr>
+              <w:pStyle w:val="Testnummer"/>
+              <w:rPr>
+                <w:b w:val="0"/>
+                <w:bCs/>
+                <w:lang w:val="en-US"/>
+              </w:rPr>
+            </w:pPr>
+            <w:r>
+              <w:rPr>
+                <w:b w:val="0"/>
+                <w:bCs/>
+                <w:lang w:val="en-US"/>
+              </w:rPr>
+              <w:t>Consecutive fault</w:t>
+            </w:r>
+          </w:p>
+        </w:tc>
+        <w:tc>
+          <w:tcPr>
+            <w:tcW w:w="1619" w:type="dxa"/>
+            <w:tcBorders>
+              <w:top w:val="single" w:sz="4" w:space="0" w:color="auto"/>
+              <w:left w:val="nil"/>
+              <w:bottom w:val="single" w:sz="4" w:space="0" w:color="auto"/>
+              <w:right w:val="single" w:sz="4" w:space="0" w:color="auto"/>
+            </w:tcBorders>
+            <w:vAlign w:val="center"/>
+          </w:tcPr>
+          <w:p>
+            <w:pPr>
+              <w:rPr>
+                <w:rFonts w:cs="Arial"/>
+                <w:szCs w:val="20"/>
+              </w:rPr>
+            </w:pPr>
+            <w:r>
+              <w:rPr>
+                <w:rFonts w:cs="Arial"/>
+                <w:szCs w:val="20"/>
+              </w:rPr>
+              <w:t>1…3</w:t>
+            </w:r>
+          </w:p>
+        </w:tc>
+        <w:tc>
+          <w:tcPr>
+            <w:tcW w:w="1619" w:type="dxa"/>
+            <w:tcBorders>
+              <w:top w:val="single" w:sz="4" w:space="0" w:color="auto"/>
+              <w:left w:val="nil"/>
+              <w:bottom w:val="single" w:sz="4" w:space="0" w:color="auto"/>
+              <w:right w:val="single" w:sz="4" w:space="0" w:color="auto"/>
+            </w:tcBorders>
+            <w:noWrap/>
+            <w:vAlign w:val="center"/>
+          </w:tcPr>
+          <w:p>
+            <w:pPr>
+              <w:rPr>
+                <w:rFonts w:cs="Arial"/>
+                <w:szCs w:val="20"/>
+              </w:rPr>
+            </w:pPr>
+          </w:p>
+        </w:tc>
+        <w:tc>
+          <w:tcPr>
+            <w:tcW w:w="1798" w:type="dxa"/>
+            <w:tcBorders>
+              <w:top w:val="single" w:sz="4" w:space="0" w:color="auto"/>
+              <w:left w:val="nil"/>
+              <w:bottom w:val="single" w:sz="4" w:space="0" w:color="auto"/>
+              <w:right w:val="single" w:sz="4" w:space="0" w:color="auto"/>
+            </w:tcBorders>
+            <w:noWrap/>
+            <w:vAlign w:val="center"/>
+          </w:tcPr>
+          <w:p>
+            <w:pPr>
+              <w:rPr>
+                <w:rFonts w:cs="Arial"/>
+                <w:szCs w:val="20"/>
+              </w:rPr>
+            </w:pPr>
+          </w:p>
+        </w:tc>
+        <w:tc>
+          <w:tcPr>
+            <w:tcW w:w="1623" w:type="dxa"/>
+            <w:tcBorders>
+              <w:top w:val="single" w:sz="4" w:space="0" w:color="auto"/>
+              <w:left w:val="nil"/>
+              <w:bottom w:val="single" w:sz="4" w:space="0" w:color="auto"/>
+              <w:right w:val="single" w:sz="4" w:space="0" w:color="auto"/>
+            </w:tcBorders>
+            <w:noWrap/>
+            <w:vAlign w:val="center"/>
+          </w:tcPr>
+          <w:p>
+            <w:pPr>
+              <w:rPr>
+                <w:rFonts w:cs="Arial"/>
+                <w:szCs w:val="20"/>
+              </w:rPr>
+            </w:pPr>
+          </w:p>
+        </w:tc>
+      </w:tr>
     </w:tbl>
     <w:p/>
     <w:p>
       <w:pPr>
         <w:spacing w:after="160" w:line="278" w:lineRule="auto"/>
       </w:pPr>
-      <w:r>
-        <w:br w:type="page"/>
-      </w:r>
     </w:p>
     <w:sectPr>
       <w:pgSz w:w="12240" w:h="15840"/>
